--- a/00-首页/题组Word/第一轮·竞赛教材版/第一轮结构-1-原子结构-教师版.docx
+++ b/00-首页/题组Word/第一轮·竞赛教材版/第一轮结构-1-原子结构-教师版.docx
@@ -801,25 +801,7 @@
         <w:rPr>
           <w:rFonts w:hint="eastAsia" w:ascii="Times New Roman" w:hAnsi="Times New Roman" w:eastAsia="Times New Roman" w:cs="Times New Roman"/>
         </w:rPr>
-        <w:t>【</w:t>
-      </w:r>
-      <w:r>
-        <w:rPr>
-          <w:rFonts w:hint="eastAsia" w:ascii="Times New Roman" w:hAnsi="Times New Roman" w:eastAsia="FangSong" w:cs="Times New Roman"/>
-        </w:rPr>
-        <w:t>例</w:t>
-      </w:r>
-      <w:r>
-        <w:rPr>
-          <w:rFonts w:ascii="Times New Roman" w:hAnsi="Times New Roman" w:eastAsia="Times New Roman" w:cs="Times New Roman"/>
-        </w:rPr>
-        <w:t xml:space="preserve"> </w:t>
-      </w:r>
-      <w:r>
-        <w:rPr>
-          <w:rFonts w:hint="eastAsia" w:ascii="Times New Roman" w:hAnsi="Times New Roman" w:eastAsia="Times New Roman" w:cs="Times New Roman"/>
-        </w:rPr>
-        <w:t>1】（1）</w:t>
+        <w:t>（1）</w:t>
       </w:r>
       <w:r>
         <w:rPr>
